--- a/src/11. Тест-кейсы.docx
+++ b/src/11. Тест-кейсы.docx
@@ -2177,6 +2177,345 @@
                 <w:lang w:val="en-US" w:eastAsia="zh-CN" w:bidi="hi-IN"/>
               </w:rPr>
               <w:t>Система показывает количество кандидатов на каждом этапе и сроки обработки.</w:t>
+            </w:r>
+          </w:p>
+        </w:tc>
+      </w:tr>
+      <w:tr>
+        <w:tc>
+          <w:tcPr>
+            <w:tcW w:type="dxa" w:w="540"/>
+            <w:tcW w:w="540" w:type="dxa"/>
+            <w:tcBorders>
+              <w:left w:val="single" w:sz="2" w:space="0" w:color="000000"/>
+              <w:bottom w:val="single" w:sz="2" w:space="0" w:color="000000"/>
+            </w:tcBorders>
+          </w:tcPr>
+          <w:p>
+            <w:r/>
+            <w:r>
+              <w:rPr>
+                <w:rFonts w:ascii="Times New Roman" w:hAnsi="Times New Roman"/>
+                <w:b w:val="0"/>
+                <w:sz w:val="28"/>
+                <w:highlight w:val="yellow"/>
+              </w:rPr>
+              <w:t>11</w:t>
+            </w:r>
+          </w:p>
+        </w:tc>
+        <w:tc>
+          <w:tcPr>
+            <w:tcW w:type="dxa" w:w="1710"/>
+            <w:tcW w:w="1710" w:type="dxa"/>
+            <w:tcBorders>
+              <w:left w:val="single" w:sz="2" w:space="0" w:color="000000"/>
+              <w:bottom w:val="single" w:sz="2" w:space="0" w:color="000000"/>
+            </w:tcBorders>
+          </w:tcPr>
+          <w:p>
+            <w:r/>
+            <w:r>
+              <w:rPr>
+                <w:rFonts w:ascii="Times New Roman" w:hAnsi="Times New Roman"/>
+                <w:b w:val="0"/>
+                <w:sz w:val="28"/>
+                <w:highlight w:val="yellow"/>
+              </w:rPr>
+              <w:t>Конфликт времени при назначении собеседования</w:t>
+            </w:r>
+          </w:p>
+        </w:tc>
+        <w:tc>
+          <w:tcPr>
+            <w:tcW w:type="dxa" w:w="1890"/>
+            <w:tcW w:w="1890" w:type="dxa"/>
+            <w:tcBorders>
+              <w:left w:val="single" w:sz="2" w:space="0" w:color="000000"/>
+              <w:bottom w:val="single" w:sz="2" w:space="0" w:color="000000"/>
+            </w:tcBorders>
+          </w:tcPr>
+          <w:p>
+            <w:r/>
+            <w:r>
+              <w:rPr>
+                <w:rFonts w:ascii="Times New Roman" w:hAnsi="Times New Roman"/>
+                <w:b w:val="0"/>
+                <w:sz w:val="28"/>
+                <w:highlight w:val="yellow"/>
+              </w:rPr>
+              <w:t>Дата и время, которые уже заняты другим собеседованием у выбранного руководителя</w:t>
+            </w:r>
+          </w:p>
+        </w:tc>
+        <w:tc>
+          <w:tcPr>
+            <w:tcW w:type="dxa" w:w="2788"/>
+            <w:tcW w:w="2788" w:type="dxa"/>
+            <w:tcBorders>
+              <w:left w:val="single" w:sz="2" w:space="0" w:color="000000"/>
+              <w:bottom w:val="single" w:sz="2" w:space="0" w:color="000000"/>
+            </w:tcBorders>
+          </w:tcPr>
+          <w:p>
+            <w:r/>
+            <w:r>
+              <w:rPr>
+                <w:rFonts w:ascii="Times New Roman" w:hAnsi="Times New Roman"/>
+                <w:b w:val="0"/>
+                <w:sz w:val="28"/>
+                <w:highlight w:val="yellow"/>
+              </w:rPr>
+              <w:t>Рекрутер выбирает занятое время и нажимает «Назначить собеседование».</w:t>
+            </w:r>
+          </w:p>
+        </w:tc>
+        <w:tc>
+          <w:tcPr>
+            <w:tcW w:type="dxa" w:w="2717"/>
+            <w:tcW w:w="2717" w:type="dxa"/>
+            <w:tcBorders>
+              <w:left w:val="single" w:sz="2" w:space="0" w:color="000000"/>
+              <w:bottom w:val="single" w:sz="2" w:space="0" w:color="000000"/>
+              <w:right w:val="single" w:sz="2" w:space="0" w:color="000000"/>
+            </w:tcBorders>
+          </w:tcPr>
+          <w:p>
+            <w:r/>
+            <w:r>
+              <w:rPr>
+                <w:rFonts w:ascii="Times New Roman" w:hAnsi="Times New Roman"/>
+                <w:b w:val="0"/>
+                <w:sz w:val="28"/>
+                <w:highlight w:val="yellow"/>
+              </w:rPr>
+              <w:t>Система сообщает, что выбранное время занято, и предлагает выбрать другое время.</w:t>
+            </w:r>
+          </w:p>
+        </w:tc>
+      </w:tr>
+      <w:tr>
+        <w:tc>
+          <w:tcPr>
+            <w:tcW w:type="dxa" w:w="540"/>
+            <w:tcW w:w="540" w:type="dxa"/>
+            <w:tcBorders>
+              <w:left w:val="single" w:sz="2" w:space="0" w:color="000000"/>
+              <w:bottom w:val="single" w:sz="2" w:space="0" w:color="000000"/>
+            </w:tcBorders>
+          </w:tcPr>
+          <w:p>
+            <w:r/>
+            <w:r>
+              <w:rPr>
+                <w:rFonts w:ascii="Times New Roman" w:hAnsi="Times New Roman"/>
+                <w:b w:val="0"/>
+                <w:sz w:val="28"/>
+                <w:highlight w:val="yellow"/>
+              </w:rPr>
+              <w:t>12</w:t>
+            </w:r>
+          </w:p>
+        </w:tc>
+        <w:tc>
+          <w:tcPr>
+            <w:tcW w:type="dxa" w:w="1710"/>
+            <w:tcW w:w="1710" w:type="dxa"/>
+            <w:tcBorders>
+              <w:left w:val="single" w:sz="2" w:space="0" w:color="000000"/>
+              <w:bottom w:val="single" w:sz="2" w:space="0" w:color="000000"/>
+            </w:tcBorders>
+          </w:tcPr>
+          <w:p>
+            <w:r/>
+            <w:r>
+              <w:rPr>
+                <w:rFonts w:ascii="Times New Roman" w:hAnsi="Times New Roman"/>
+                <w:b w:val="0"/>
+                <w:sz w:val="28"/>
+                <w:highlight w:val="yellow"/>
+              </w:rPr>
+              <w:t>Отказ руководителя без указания причины</w:t>
+            </w:r>
+          </w:p>
+        </w:tc>
+        <w:tc>
+          <w:tcPr>
+            <w:tcW w:type="dxa" w:w="1890"/>
+            <w:tcW w:w="1890" w:type="dxa"/>
+            <w:tcBorders>
+              <w:left w:val="single" w:sz="2" w:space="0" w:color="000000"/>
+              <w:bottom w:val="single" w:sz="2" w:space="0" w:color="000000"/>
+            </w:tcBorders>
+          </w:tcPr>
+          <w:p>
+            <w:r/>
+            <w:r>
+              <w:rPr>
+                <w:rFonts w:ascii="Times New Roman" w:hAnsi="Times New Roman"/>
+                <w:b w:val="0"/>
+                <w:sz w:val="28"/>
+                <w:highlight w:val="yellow"/>
+              </w:rPr>
+              <w:t>Кандидат после собеседования, решение «Отказ», пустое поле комментария</w:t>
+            </w:r>
+          </w:p>
+        </w:tc>
+        <w:tc>
+          <w:tcPr>
+            <w:tcW w:type="dxa" w:w="2788"/>
+            <w:tcW w:w="2788" w:type="dxa"/>
+            <w:tcBorders>
+              <w:left w:val="single" w:sz="2" w:space="0" w:color="000000"/>
+              <w:bottom w:val="single" w:sz="2" w:space="0" w:color="000000"/>
+            </w:tcBorders>
+          </w:tcPr>
+          <w:p>
+            <w:r/>
+            <w:r>
+              <w:rPr>
+                <w:rFonts w:ascii="Times New Roman" w:hAnsi="Times New Roman"/>
+                <w:b w:val="0"/>
+                <w:sz w:val="28"/>
+                <w:highlight w:val="yellow"/>
+              </w:rPr>
+              <w:t>Руководитель выбирает решение «Отказ» и пытается сохранить оценку без комментария.</w:t>
+            </w:r>
+          </w:p>
+        </w:tc>
+        <w:tc>
+          <w:tcPr>
+            <w:tcW w:type="dxa" w:w="2717"/>
+            <w:tcW w:w="2717" w:type="dxa"/>
+            <w:tcBorders>
+              <w:left w:val="single" w:sz="2" w:space="0" w:color="000000"/>
+              <w:bottom w:val="single" w:sz="2" w:space="0" w:color="000000"/>
+              <w:right w:val="single" w:sz="2" w:space="0" w:color="000000"/>
+            </w:tcBorders>
+          </w:tcPr>
+          <w:p>
+            <w:r/>
+            <w:r>
+              <w:rPr>
+                <w:rFonts w:ascii="Times New Roman" w:hAnsi="Times New Roman"/>
+                <w:b w:val="0"/>
+                <w:sz w:val="28"/>
+                <w:highlight w:val="yellow"/>
+              </w:rPr>
+              <w:t>Система не сохраняет оценку и выводит требование указать причину отказа.</w:t>
+            </w:r>
+          </w:p>
+        </w:tc>
+      </w:tr>
+      <w:tr>
+        <w:tc>
+          <w:tcPr>
+            <w:tcW w:type="dxa" w:w="540"/>
+            <w:tcW w:w="540" w:type="dxa"/>
+            <w:tcBorders>
+              <w:left w:val="single" w:sz="2" w:space="0" w:color="000000"/>
+              <w:bottom w:val="single" w:sz="2" w:space="0" w:color="000000"/>
+            </w:tcBorders>
+          </w:tcPr>
+          <w:p>
+            <w:r/>
+            <w:r>
+              <w:rPr>
+                <w:rFonts w:ascii="Times New Roman" w:hAnsi="Times New Roman"/>
+                <w:b w:val="0"/>
+                <w:sz w:val="28"/>
+                <w:highlight w:val="yellow"/>
+              </w:rPr>
+              <w:t>13</w:t>
+            </w:r>
+          </w:p>
+        </w:tc>
+        <w:tc>
+          <w:tcPr>
+            <w:tcW w:type="dxa" w:w="1710"/>
+            <w:tcW w:w="1710" w:type="dxa"/>
+            <w:tcBorders>
+              <w:left w:val="single" w:sz="2" w:space="0" w:color="000000"/>
+              <w:bottom w:val="single" w:sz="2" w:space="0" w:color="000000"/>
+            </w:tcBorders>
+          </w:tcPr>
+          <w:p>
+            <w:r/>
+            <w:r>
+              <w:rPr>
+                <w:rFonts w:ascii="Times New Roman" w:hAnsi="Times New Roman"/>
+                <w:b w:val="0"/>
+                <w:sz w:val="28"/>
+                <w:highlight w:val="yellow"/>
+              </w:rPr>
+              <w:t>Согласование кандидата клиентом кадрового агентства</w:t>
+            </w:r>
+          </w:p>
+        </w:tc>
+        <w:tc>
+          <w:tcPr>
+            <w:tcW w:type="dxa" w:w="1890"/>
+            <w:tcW w:w="1890" w:type="dxa"/>
+            <w:tcBorders>
+              <w:left w:val="single" w:sz="2" w:space="0" w:color="000000"/>
+              <w:bottom w:val="single" w:sz="2" w:space="0" w:color="000000"/>
+            </w:tcBorders>
+          </w:tcPr>
+          <w:p>
+            <w:r/>
+            <w:r>
+              <w:rPr>
+                <w:rFonts w:ascii="Times New Roman" w:hAnsi="Times New Roman"/>
+                <w:b w:val="0"/>
+                <w:sz w:val="28"/>
+                <w:highlight w:val="yellow"/>
+              </w:rPr>
+              <w:t>Кандидат, подобранный по заявке клиента, комментарий и решение «Согласовать»</w:t>
+            </w:r>
+          </w:p>
+        </w:tc>
+        <w:tc>
+          <w:tcPr>
+            <w:tcW w:type="dxa" w:w="2788"/>
+            <w:tcW w:w="2788" w:type="dxa"/>
+            <w:tcBorders>
+              <w:left w:val="single" w:sz="2" w:space="0" w:color="000000"/>
+              <w:bottom w:val="single" w:sz="2" w:space="0" w:color="000000"/>
+            </w:tcBorders>
+          </w:tcPr>
+          <w:p>
+            <w:r/>
+            <w:r>
+              <w:rPr>
+                <w:rFonts w:ascii="Times New Roman" w:hAnsi="Times New Roman"/>
+                <w:b w:val="0"/>
+                <w:sz w:val="28"/>
+                <w:highlight w:val="yellow"/>
+              </w:rPr>
+              <w:t>Клиент кадрового агентства открывает карточку кандидата, вводит комментарий и сохраняет решение.</w:t>
+            </w:r>
+          </w:p>
+        </w:tc>
+        <w:tc>
+          <w:tcPr>
+            <w:tcW w:type="dxa" w:w="2717"/>
+            <w:tcW w:w="2717" w:type="dxa"/>
+            <w:tcBorders>
+              <w:left w:val="single" w:sz="2" w:space="0" w:color="000000"/>
+              <w:bottom w:val="single" w:sz="2" w:space="0" w:color="000000"/>
+              <w:right w:val="single" w:sz="2" w:space="0" w:color="000000"/>
+            </w:tcBorders>
+          </w:tcPr>
+          <w:p>
+            <w:r/>
+            <w:r>
+              <w:rPr>
+                <w:rFonts w:ascii="Times New Roman" w:hAnsi="Times New Roman"/>
+                <w:b w:val="0"/>
+                <w:sz w:val="28"/>
+                <w:highlight w:val="yellow"/>
+              </w:rPr>
+              <w:t>Решение и комментарий сохраняются в карточке кандидата, рекрутер получает уведомление.</w:t>
             </w:r>
           </w:p>
         </w:tc>
